--- a/K25_CNTT1_SESSION15_EX2.docx
+++ b/K25_CNTT1_SESSION15_EX2.docx
@@ -20,174 +20,19 @@
           <w:sz w:val="32"/>
           <w:szCs w:val="32"/>
         </w:rPr>
-        <w:t>Phần 1: Nguyên nhân lỗi thiết kế và vấn đề mất dấu giá vé</w:t>
-      </w:r>
-    </w:p>
-    <w:p>
-      <w:pPr>
-        <w:numPr>
-          <w:ilvl w:val="0"/>
-          <w:numId w:val="20"/>
-        </w:numPr>
-        <w:rPr>
-          <w:rFonts w:ascii="Times New Roman" w:hAnsi="Times New Roman" w:cs="Times New Roman"/>
-        </w:rPr>
-      </w:pPr>
-      <w:r>
-        <w:rPr>
-          <w:rFonts w:ascii="Times New Roman" w:hAnsi="Times New Roman" w:cs="Times New Roman"/>
-          <w:b/>
-          <w:bCs/>
-        </w:rPr>
-        <w:t>Lỗi không lưu trực tiếp N-N giữa BOOKING và SEAT:</w:t>
-      </w:r>
-      <w:r>
-        <w:rPr>
-          <w:rFonts w:ascii="Times New Roman" w:hAnsi="Times New Roman" w:cs="Times New Roman"/>
-        </w:rPr>
-        <w:t xml:space="preserve"> Lưu quan hệ N-N trực tiếp giữa BOOKING và SEAT sẽ thiếu thông tin </w:t>
-      </w:r>
-      <w:r>
-        <w:rPr>
-          <w:rFonts w:ascii="Times New Roman" w:hAnsi="Times New Roman" w:cs="Times New Roman"/>
-          <w:b/>
-          <w:bCs/>
-        </w:rPr>
-        <w:t>Suất chiếu (ShowtimeID)</w:t>
-      </w:r>
-      <w:r>
-        <w:rPr>
-          <w:rFonts w:ascii="Times New Roman" w:hAnsi="Times New Roman" w:cs="Times New Roman"/>
-        </w:rPr>
-        <w:t>, dẫn đến việc không thể xác định một ghế được đặt cho khung giờ nào và gây ra hiện tượng trùng ghế (</w:t>
-      </w:r>
-      <w:r>
-        <w:rPr>
-          <w:rFonts w:ascii="Times New Roman" w:hAnsi="Times New Roman" w:cs="Times New Roman"/>
-          <w:i/>
-          <w:iCs/>
-        </w:rPr>
-        <w:t>Double Booking</w:t>
-      </w:r>
-      <w:r>
-        <w:rPr>
-          <w:rFonts w:ascii="Times New Roman" w:hAnsi="Times New Roman" w:cs="Times New Roman"/>
-        </w:rPr>
-        <w:t>) giữa các khách hàng đặt cùng một vị trí ghế ở các suất chiếu khác nhau.</w:t>
-      </w:r>
-    </w:p>
-    <w:p>
-      <w:pPr>
-        <w:numPr>
-          <w:ilvl w:val="0"/>
-          <w:numId w:val="20"/>
-        </w:numPr>
-        <w:rPr>
-          <w:rFonts w:ascii="Times New Roman" w:hAnsi="Times New Roman" w:cs="Times New Roman"/>
-        </w:rPr>
-      </w:pPr>
-      <w:r>
-        <w:rPr>
-          <w:rFonts w:ascii="Times New Roman" w:hAnsi="Times New Roman" w:cs="Times New Roman"/>
-          <w:b/>
-          <w:bCs/>
-        </w:rPr>
-        <w:t>Nguyên nhân mất dấu giá vé:</w:t>
-      </w:r>
-      <w:r>
-        <w:rPr>
-          <w:rFonts w:ascii="Times New Roman" w:hAnsi="Times New Roman" w:cs="Times New Roman"/>
-        </w:rPr>
-        <w:t xml:space="preserve"> Nếu không lưu thuộc tính giá vé (Price) trực tiếp tại thực thể trung gian tại thời điểm giao dịch thành công, khi bảng giá ghế ở thực thể SEAT bị thay đổi trong tương lai (hoặc loại ghế thay đổi do sự cố), giá các giao dịch đã thực hiện trong quá khứ sẽ bị cập nhật sai lệch theo giá hiện tại.</w:t>
-      </w:r>
-    </w:p>
-    <w:p>
-      <w:pPr>
-        <w:rPr>
-          <w:rFonts w:ascii="Times New Roman" w:hAnsi="Times New Roman" w:cs="Times New Roman"/>
-          <w:b/>
-          <w:bCs/>
-          <w:sz w:val="24"/>
-          <w:szCs w:val="24"/>
-        </w:rPr>
-      </w:pPr>
-      <w:r>
-        <w:rPr>
-          <w:rFonts w:ascii="Times New Roman" w:hAnsi="Times New Roman" w:cs="Times New Roman"/>
-          <w:b/>
-          <w:bCs/>
-          <w:sz w:val="24"/>
-          <w:szCs w:val="24"/>
-        </w:rPr>
-        <w:t>Phần 2: Cấu trúc thực thể trung gian BOOKING_DETAIL (hoặc TICKET)</w:t>
-      </w:r>
-    </w:p>
-    <w:p>
-      <w:pPr>
-        <w:rPr>
-          <w:rFonts w:ascii="Times New Roman" w:hAnsi="Times New Roman" w:cs="Times New Roman"/>
-        </w:rPr>
-      </w:pPr>
-      <w:r>
-        <w:rPr>
-          <w:rFonts w:ascii="Times New Roman" w:hAnsi="Times New Roman" w:cs="Times New Roman"/>
-        </w:rPr>
-        <w:t xml:space="preserve">Để phân rã quan hệ </w:t>
-      </w:r>
-      <m:oMath>
-        <m:r>
-          <w:rPr>
-            <w:rFonts w:ascii="Cambria Math" w:hAnsi="Cambria Math" w:cs="Times New Roman"/>
-          </w:rPr>
-          <m:t>N-N</m:t>
-        </m:r>
-      </m:oMath>
-      <w:r>
-        <w:rPr>
-          <w:rFonts w:ascii="Times New Roman" w:hAnsi="Times New Roman" w:cs="Times New Roman"/>
-        </w:rPr>
-        <w:t xml:space="preserve"> thành hai quan hệ </w:t>
-      </w:r>
-      <m:oMath>
-        <m:r>
-          <w:rPr>
-            <w:rFonts w:ascii="Cambria Math" w:hAnsi="Cambria Math" w:cs="Times New Roman"/>
-          </w:rPr>
-          <m:t>1-N</m:t>
-        </m:r>
-      </m:oMath>
-      <w:r>
-        <w:rPr>
-          <w:rFonts w:ascii="Times New Roman" w:hAnsi="Times New Roman" w:cs="Times New Roman"/>
-        </w:rPr>
-        <w:t xml:space="preserve">, thực thể trung gian </w:t>
-      </w:r>
-      <w:r>
-        <w:rPr>
-          <w:rFonts w:ascii="Times New Roman" w:hAnsi="Times New Roman" w:cs="Times New Roman"/>
-          <w:b/>
-          <w:bCs/>
-        </w:rPr>
-        <w:t>BOOKING_DETAIL</w:t>
-      </w:r>
-      <w:r>
-        <w:rPr>
-          <w:rFonts w:ascii="Times New Roman" w:hAnsi="Times New Roman" w:cs="Times New Roman"/>
-        </w:rPr>
-        <w:t xml:space="preserve"> được thiết kế như sau:</w:t>
+        <w:t>Bước 1: Xác định Entity, Attribute, Khóa chính</w:t>
       </w:r>
     </w:p>
     <w:tbl>
       <w:tblPr>
-        <w:tblStyle w:val="TableGrid"/>
+        <w:tblStyle w:val="TableGridLight"/>
         <w:tblW w:w="0" w:type="auto"/>
         <w:tblLook w:val="04A0" w:firstRow="1" w:lastRow="0" w:firstColumn="1" w:lastColumn="0" w:noHBand="0" w:noVBand="1"/>
       </w:tblPr>
       <w:tblGrid>
-        <w:gridCol w:w="1156"/>
-        <w:gridCol w:w="1806"/>
-        <w:gridCol w:w="1368"/>
-        <w:gridCol w:w="5632"/>
+        <w:gridCol w:w="1426"/>
+        <w:gridCol w:w="3296"/>
+        <w:gridCol w:w="3723"/>
       </w:tblGrid>
       <w:tr>
         <w:tc>
@@ -199,6 +44,8 @@
             <w:pPr>
               <w:rPr>
                 <w:rFonts w:ascii="Times New Roman" w:hAnsi="Times New Roman" w:cs="Times New Roman"/>
+                <w:b/>
+                <w:bCs/>
               </w:rPr>
             </w:pPr>
             <w:r>
@@ -207,7 +54,7 @@
                 <w:b/>
                 <w:bCs/>
               </w:rPr>
-              <w:t>Loại khóa</w:t>
+              <w:t>Entity</w:t>
             </w:r>
           </w:p>
         </w:tc>
@@ -220,6 +67,8 @@
             <w:pPr>
               <w:rPr>
                 <w:rFonts w:ascii="Times New Roman" w:hAnsi="Times New Roman" w:cs="Times New Roman"/>
+                <w:b/>
+                <w:bCs/>
               </w:rPr>
             </w:pPr>
             <w:r>
@@ -228,7 +77,7 @@
                 <w:b/>
                 <w:bCs/>
               </w:rPr>
-              <w:t>Tên thuộc tính</w:t>
+              <w:t>Attribute cần lưu</w:t>
             </w:r>
           </w:p>
         </w:tc>
@@ -241,6 +90,8 @@
             <w:pPr>
               <w:rPr>
                 <w:rFonts w:ascii="Times New Roman" w:hAnsi="Times New Roman" w:cs="Times New Roman"/>
+                <w:b/>
+                <w:bCs/>
               </w:rPr>
             </w:pPr>
             <w:r>
@@ -249,28 +100,7 @@
                 <w:b/>
                 <w:bCs/>
               </w:rPr>
-              <w:t>Kiểu dữ liệu</w:t>
-            </w:r>
-          </w:p>
-        </w:tc>
-        <w:tc>
-          <w:tcPr>
-            <w:tcW w:w="0" w:type="auto"/>
-            <w:hideMark/>
-          </w:tcPr>
-          <w:p>
-            <w:pPr>
-              <w:rPr>
-                <w:rFonts w:ascii="Times New Roman" w:hAnsi="Times New Roman" w:cs="Times New Roman"/>
-              </w:rPr>
-            </w:pPr>
-            <w:r>
-              <w:rPr>
-                <w:rFonts w:ascii="Times New Roman" w:hAnsi="Times New Roman" w:cs="Times New Roman"/>
-                <w:b/>
-                <w:bCs/>
-              </w:rPr>
-              <w:t>Mô tả</w:t>
+              <w:t>Khóa chính (PK) đề xuất</w:t>
             </w:r>
           </w:p>
         </w:tc>
@@ -290,10 +120,8 @@
             <w:r>
               <w:rPr>
                 <w:rFonts w:ascii="Times New Roman" w:hAnsi="Times New Roman" w:cs="Times New Roman"/>
-                <w:b/>
-                <w:bCs/>
-              </w:rPr>
-              <w:t>PK</w:t>
+              </w:rPr>
+              <w:t>HOC_VIEN</w:t>
             </w:r>
           </w:p>
         </w:tc>
@@ -311,10 +139,8 @@
             <w:r>
               <w:rPr>
                 <w:rFonts w:ascii="Times New Roman" w:hAnsi="Times New Roman" w:cs="Times New Roman"/>
-                <w:b/>
-                <w:bCs/>
-              </w:rPr>
-              <w:t>BookingDetailID</w:t>
+              </w:rPr>
+              <w:t>MaHV, HoTen, NgaySinh</w:t>
             </w:r>
           </w:p>
         </w:tc>
@@ -333,26 +159,7 @@
               <w:rPr>
                 <w:rFonts w:ascii="Times New Roman" w:hAnsi="Times New Roman" w:cs="Times New Roman"/>
               </w:rPr>
-              <w:t>int</w:t>
-            </w:r>
-          </w:p>
-        </w:tc>
-        <w:tc>
-          <w:tcPr>
-            <w:tcW w:w="0" w:type="auto"/>
-            <w:hideMark/>
-          </w:tcPr>
-          <w:p>
-            <w:pPr>
-              <w:rPr>
-                <w:rFonts w:ascii="Times New Roman" w:hAnsi="Times New Roman" w:cs="Times New Roman"/>
-              </w:rPr>
-            </w:pPr>
-            <w:r>
-              <w:rPr>
-                <w:rFonts w:ascii="Times New Roman" w:hAnsi="Times New Roman" w:cs="Times New Roman"/>
-              </w:rPr>
-              <w:t>Khóa chính của chi tiết đặt vé / vé</w:t>
+              <w:t>MaHV</w:t>
             </w:r>
           </w:p>
         </w:tc>
@@ -372,10 +179,8 @@
             <w:r>
               <w:rPr>
                 <w:rFonts w:ascii="Times New Roman" w:hAnsi="Times New Roman" w:cs="Times New Roman"/>
-                <w:b/>
-                <w:bCs/>
-              </w:rPr>
-              <w:t>FK1</w:t>
+              </w:rPr>
+              <w:t>KHOA_HOC</w:t>
             </w:r>
           </w:p>
         </w:tc>
@@ -393,10 +198,8 @@
             <w:r>
               <w:rPr>
                 <w:rFonts w:ascii="Times New Roman" w:hAnsi="Times New Roman" w:cs="Times New Roman"/>
-                <w:b/>
-                <w:bCs/>
-              </w:rPr>
-              <w:t>BookingID</w:t>
+              </w:rPr>
+              <w:t>MaKH, TenKH, SoTietHoc</w:t>
             </w:r>
           </w:p>
         </w:tc>
@@ -415,26 +218,7 @@
               <w:rPr>
                 <w:rFonts w:ascii="Times New Roman" w:hAnsi="Times New Roman" w:cs="Times New Roman"/>
               </w:rPr>
-              <w:t>int</w:t>
-            </w:r>
-          </w:p>
-        </w:tc>
-        <w:tc>
-          <w:tcPr>
-            <w:tcW w:w="0" w:type="auto"/>
-            <w:hideMark/>
-          </w:tcPr>
-          <w:p>
-            <w:pPr>
-              <w:rPr>
-                <w:rFonts w:ascii="Times New Roman" w:hAnsi="Times New Roman" w:cs="Times New Roman"/>
-              </w:rPr>
-            </w:pPr>
-            <w:r>
-              <w:rPr>
-                <w:rFonts w:ascii="Times New Roman" w:hAnsi="Times New Roman" w:cs="Times New Roman"/>
-              </w:rPr>
-              <w:t>Khóa ngoại tham chiếu tới BOOKING(BookingID)</w:t>
+              <w:t>MaKH</w:t>
             </w:r>
           </w:p>
         </w:tc>
@@ -454,10 +238,8 @@
             <w:r>
               <w:rPr>
                 <w:rFonts w:ascii="Times New Roman" w:hAnsi="Times New Roman" w:cs="Times New Roman"/>
-                <w:b/>
-                <w:bCs/>
-              </w:rPr>
-              <w:t>FK2</w:t>
+              </w:rPr>
+              <w:t>DANG_KY</w:t>
             </w:r>
           </w:p>
         </w:tc>
@@ -478,7 +260,13 @@
                 <w:b/>
                 <w:bCs/>
               </w:rPr>
-              <w:t>SeatID</w:t>
+              <w:t>MaHV_FK, MaKH_FK</w:t>
+            </w:r>
+            <w:r>
+              <w:rPr>
+                <w:rFonts w:ascii="Times New Roman" w:hAnsi="Times New Roman" w:cs="Times New Roman"/>
+              </w:rPr>
+              <w:t>, DiemSo</w:t>
             </w:r>
           </w:p>
         </w:tc>
@@ -496,8 +284,168 @@
             <w:r>
               <w:rPr>
                 <w:rFonts w:ascii="Times New Roman" w:hAnsi="Times New Roman" w:cs="Times New Roman"/>
-              </w:rPr>
-              <w:t>int</w:t>
+                <w:b/>
+                <w:bCs/>
+              </w:rPr>
+              <w:t>(MaHV_FK, MaKH_FK)</w:t>
+            </w:r>
+            <w:r>
+              <w:rPr>
+                <w:rFonts w:ascii="Times New Roman" w:hAnsi="Times New Roman" w:cs="Times New Roman"/>
+              </w:rPr>
+              <w:t xml:space="preserve"> (khóa ghép)</w:t>
+            </w:r>
+          </w:p>
+        </w:tc>
+      </w:tr>
+    </w:tbl>
+    <w:p>
+      <w:pPr>
+        <w:rPr>
+          <w:rFonts w:ascii="Times New Roman" w:hAnsi="Times New Roman" w:cs="Times New Roman"/>
+        </w:rPr>
+      </w:pPr>
+      <w:r>
+        <w:rPr>
+          <w:rFonts w:ascii="Times New Roman" w:hAnsi="Times New Roman" w:cs="Times New Roman"/>
+          <w:b/>
+          <w:bCs/>
+        </w:rPr>
+        <w:t>Lập luận:</w:t>
+      </w:r>
+    </w:p>
+    <w:p>
+      <w:pPr>
+        <w:numPr>
+          <w:ilvl w:val="0"/>
+          <w:numId w:val="21"/>
+        </w:numPr>
+        <w:rPr>
+          <w:rFonts w:ascii="Times New Roman" w:hAnsi="Times New Roman" w:cs="Times New Roman"/>
+        </w:rPr>
+      </w:pPr>
+      <w:r>
+        <w:rPr>
+          <w:rFonts w:ascii="Times New Roman" w:hAnsi="Times New Roman" w:cs="Times New Roman"/>
+        </w:rPr>
+        <w:t xml:space="preserve">Quan hệ giữa học viên và khóa học là N-N nên không thể lưu trực tiếp vào một trong hai bảng. Cần thực thể trung gian </w:t>
+      </w:r>
+      <w:r>
+        <w:rPr>
+          <w:rFonts w:ascii="Times New Roman" w:hAnsi="Times New Roman" w:cs="Times New Roman"/>
+          <w:b/>
+          <w:bCs/>
+        </w:rPr>
+        <w:t>DANG_KY</w:t>
+      </w:r>
+      <w:r>
+        <w:rPr>
+          <w:rFonts w:ascii="Times New Roman" w:hAnsi="Times New Roman" w:cs="Times New Roman"/>
+        </w:rPr>
+        <w:t xml:space="preserve"> để "vỡ" quan hệ N-N thành hai quan hệ 1-N.</w:t>
+      </w:r>
+    </w:p>
+    <w:p>
+      <w:pPr>
+        <w:numPr>
+          <w:ilvl w:val="0"/>
+          <w:numId w:val="21"/>
+        </w:numPr>
+        <w:rPr>
+          <w:rFonts w:ascii="Times New Roman" w:hAnsi="Times New Roman" w:cs="Times New Roman"/>
+        </w:rPr>
+      </w:pPr>
+      <w:r>
+        <w:rPr>
+          <w:rFonts w:ascii="Times New Roman" w:hAnsi="Times New Roman" w:cs="Times New Roman"/>
+        </w:rPr>
+        <w:t xml:space="preserve">DiemSo là thông tin của </w:t>
+      </w:r>
+      <w:r>
+        <w:rPr>
+          <w:rFonts w:ascii="Times New Roman" w:hAnsi="Times New Roman" w:cs="Times New Roman"/>
+          <w:b/>
+          <w:bCs/>
+        </w:rPr>
+        <w:t>lượt đăng ký</w:t>
+      </w:r>
+      <w:r>
+        <w:rPr>
+          <w:rFonts w:ascii="Times New Roman" w:hAnsi="Times New Roman" w:cs="Times New Roman"/>
+        </w:rPr>
+        <w:t xml:space="preserve"> (một học viên trong một khóa học cụ thể). Nó không thuộc riêng học viên hay khóa học, nên phải nằm ở DANG_KY.</w:t>
+      </w:r>
+    </w:p>
+    <w:p>
+      <w:pPr>
+        <w:numPr>
+          <w:ilvl w:val="0"/>
+          <w:numId w:val="21"/>
+        </w:numPr>
+        <w:rPr>
+          <w:rFonts w:ascii="Times New Roman" w:hAnsi="Times New Roman" w:cs="Times New Roman"/>
+        </w:rPr>
+      </w:pPr>
+      <w:r>
+        <w:rPr>
+          <w:rFonts w:ascii="Times New Roman" w:hAnsi="Times New Roman" w:cs="Times New Roman"/>
+        </w:rPr>
+        <w:t>PK của DANG_KY là khóa ghép (MaHV_FK, MaKH_FK): cặp này xác định duy nhất một lượt đăng ký và đồng thời chặn việc một học viên đăng ký trùng một khóa học hai lần. Hai cột này vừa là PK vừa là FK.</w:t>
+      </w:r>
+    </w:p>
+    <w:p>
+      <w:pPr>
+        <w:rPr>
+          <w:rFonts w:ascii="Times New Roman" w:hAnsi="Times New Roman" w:cs="Times New Roman"/>
+          <w:b/>
+          <w:bCs/>
+          <w:sz w:val="32"/>
+          <w:szCs w:val="32"/>
+        </w:rPr>
+      </w:pPr>
+      <w:r>
+        <w:rPr>
+          <w:rFonts w:ascii="Times New Roman" w:hAnsi="Times New Roman" w:cs="Times New Roman"/>
+          <w:b/>
+          <w:bCs/>
+          <w:sz w:val="32"/>
+          <w:szCs w:val="32"/>
+        </w:rPr>
+        <w:t>Bước 2: Quan hệ qua thực thể trung gian</w:t>
+      </w:r>
+    </w:p>
+    <w:tbl>
+      <w:tblPr>
+        <w:tblStyle w:val="TableGridLight"/>
+        <w:tblW w:w="0" w:type="auto"/>
+        <w:tblLook w:val="04A0" w:firstRow="1" w:lastRow="0" w:firstColumn="1" w:lastColumn="0" w:noHBand="0" w:noVBand="1"/>
+      </w:tblPr>
+      <w:tblGrid>
+        <w:gridCol w:w="2203"/>
+        <w:gridCol w:w="4313"/>
+        <w:gridCol w:w="3446"/>
+      </w:tblGrid>
+      <w:tr>
+        <w:tc>
+          <w:tcPr>
+            <w:tcW w:w="0" w:type="auto"/>
+            <w:hideMark/>
+          </w:tcPr>
+          <w:p>
+            <w:pPr>
+              <w:rPr>
+                <w:rFonts w:ascii="Times New Roman" w:hAnsi="Times New Roman" w:cs="Times New Roman"/>
+                <w:b/>
+                <w:bCs/>
+              </w:rPr>
+            </w:pPr>
+            <w:r>
+              <w:rPr>
+                <w:rFonts w:ascii="Times New Roman" w:hAnsi="Times New Roman" w:cs="Times New Roman"/>
+                <w:b/>
+                <w:bCs/>
+              </w:rPr>
+              <w:t>Quan hệ</w:t>
             </w:r>
           </w:p>
         </w:tc>
@@ -510,13 +458,40 @@
             <w:pPr>
               <w:rPr>
                 <w:rFonts w:ascii="Times New Roman" w:hAnsi="Times New Roman" w:cs="Times New Roman"/>
+                <w:b/>
+                <w:bCs/>
               </w:rPr>
             </w:pPr>
             <w:r>
               <w:rPr>
                 <w:rFonts w:ascii="Times New Roman" w:hAnsi="Times New Roman" w:cs="Times New Roman"/>
-              </w:rPr>
-              <w:t>Khóa ngoại tham chiếu tới SEAT(SeatID)</w:t>
+                <w:b/>
+                <w:bCs/>
+              </w:rPr>
+              <w:t>Ký hiệu</w:t>
+            </w:r>
+          </w:p>
+        </w:tc>
+        <w:tc>
+          <w:tcPr>
+            <w:tcW w:w="0" w:type="auto"/>
+            <w:hideMark/>
+          </w:tcPr>
+          <w:p>
+            <w:pPr>
+              <w:rPr>
+                <w:rFonts w:ascii="Times New Roman" w:hAnsi="Times New Roman" w:cs="Times New Roman"/>
+                <w:b/>
+                <w:bCs/>
+              </w:rPr>
+            </w:pPr>
+            <w:r>
+              <w:rPr>
+                <w:rFonts w:ascii="Times New Roman" w:hAnsi="Times New Roman" w:cs="Times New Roman"/>
+                <w:b/>
+                <w:bCs/>
+              </w:rPr>
+              <w:t>Khóa ngoại</w:t>
             </w:r>
           </w:p>
         </w:tc>
@@ -536,10 +511,8 @@
             <w:r>
               <w:rPr>
                 <w:rFonts w:ascii="Times New Roman" w:hAnsi="Times New Roman" w:cs="Times New Roman"/>
-                <w:b/>
-                <w:bCs/>
-              </w:rPr>
-              <w:t>FK3</w:t>
+              </w:rPr>
+              <w:t>(a) HOC_VIEN — DANG_KY</w:t>
             </w:r>
           </w:p>
         </w:tc>
@@ -557,10 +530,22 @@
             <w:r>
               <w:rPr>
                 <w:rFonts w:ascii="Times New Roman" w:hAnsi="Times New Roman" w:cs="Times New Roman"/>
-                <w:b/>
-                <w:bCs/>
-              </w:rPr>
-              <w:t>ShowtimeID</w:t>
+              </w:rPr>
+              <w:t xml:space="preserve">1 – </w:t>
+            </w:r>
+            <w:proofErr w:type="gramStart"/>
+            <w:r>
+              <w:rPr>
+                <w:rFonts w:ascii="Times New Roman" w:hAnsi="Times New Roman" w:cs="Times New Roman"/>
+              </w:rPr>
+              <w:t>0..</w:t>
+            </w:r>
+            <w:proofErr w:type="gramEnd"/>
+            <w:r>
+              <w:rPr>
+                <w:rFonts w:ascii="Times New Roman" w:hAnsi="Times New Roman" w:cs="Times New Roman"/>
+              </w:rPr>
+              <w:t>N (một học viên có 0 hoặc nhiều lượt đăng ký; mỗi lượt đăng ký thuộc đúng 1 học viên)</w:t>
             </w:r>
           </w:p>
         </w:tc>
@@ -579,26 +564,7 @@
               <w:rPr>
                 <w:rFonts w:ascii="Times New Roman" w:hAnsi="Times New Roman" w:cs="Times New Roman"/>
               </w:rPr>
-              <w:t>int</w:t>
-            </w:r>
-          </w:p>
-        </w:tc>
-        <w:tc>
-          <w:tcPr>
-            <w:tcW w:w="0" w:type="auto"/>
-            <w:hideMark/>
-          </w:tcPr>
-          <w:p>
-            <w:pPr>
-              <w:rPr>
-                <w:rFonts w:ascii="Times New Roman" w:hAnsi="Times New Roman" w:cs="Times New Roman"/>
-              </w:rPr>
-            </w:pPr>
-            <w:r>
-              <w:rPr>
-                <w:rFonts w:ascii="Times New Roman" w:hAnsi="Times New Roman" w:cs="Times New Roman"/>
-              </w:rPr>
-              <w:t>Khóa ngoại tham chiếu tới suất chiếu (chống double-booking)</w:t>
+              <w:t>MaHV_FK trong DANG_KY → HOC_VIEN.MaHV</w:t>
             </w:r>
           </w:p>
         </w:tc>
@@ -615,26 +581,11 @@
                 <w:rFonts w:ascii="Times New Roman" w:hAnsi="Times New Roman" w:cs="Times New Roman"/>
               </w:rPr>
             </w:pPr>
-          </w:p>
-        </w:tc>
-        <w:tc>
-          <w:tcPr>
-            <w:tcW w:w="0" w:type="auto"/>
-            <w:hideMark/>
-          </w:tcPr>
-          <w:p>
-            <w:pPr>
-              <w:rPr>
-                <w:rFonts w:ascii="Times New Roman" w:hAnsi="Times New Roman" w:cs="Times New Roman"/>
-              </w:rPr>
-            </w:pPr>
             <w:r>
               <w:rPr>
                 <w:rFonts w:ascii="Times New Roman" w:hAnsi="Times New Roman" w:cs="Times New Roman"/>
-                <w:b/>
-                <w:bCs/>
-              </w:rPr>
-              <w:t>Price</w:t>
+              </w:rPr>
+              <w:t>(b) KHOA_HOC — DANG_KY</w:t>
             </w:r>
           </w:p>
         </w:tc>
@@ -653,7 +604,21 @@
               <w:rPr>
                 <w:rFonts w:ascii="Times New Roman" w:hAnsi="Times New Roman" w:cs="Times New Roman"/>
               </w:rPr>
-              <w:t>decimal</w:t>
+              <w:t xml:space="preserve">1 – </w:t>
+            </w:r>
+            <w:proofErr w:type="gramStart"/>
+            <w:r>
+              <w:rPr>
+                <w:rFonts w:ascii="Times New Roman" w:hAnsi="Times New Roman" w:cs="Times New Roman"/>
+              </w:rPr>
+              <w:t>0..</w:t>
+            </w:r>
+            <w:proofErr w:type="gramEnd"/>
+            <w:r>
+              <w:rPr>
+                <w:rFonts w:ascii="Times New Roman" w:hAnsi="Times New Roman" w:cs="Times New Roman"/>
+              </w:rPr>
+              <w:t>N (một khóa học có 0 hoặc nhiều lượt đăng ký; mỗi lượt đăng ký thuộc đúng 1 khóa học)</w:t>
             </w:r>
           </w:p>
         </w:tc>
@@ -672,7 +637,7 @@
               <w:rPr>
                 <w:rFonts w:ascii="Times New Roman" w:hAnsi="Times New Roman" w:cs="Times New Roman"/>
               </w:rPr>
-              <w:t>Giá vé tại thời điểm bán (đóng băng giá lịch sử)</w:t>
+              <w:t>MaKH_FK trong DANG_KY → KHOA_HOC.MaKH</w:t>
             </w:r>
           </w:p>
         </w:tc>
@@ -682,44 +647,48 @@
       <w:pPr>
         <w:rPr>
           <w:rFonts w:ascii="Times New Roman" w:hAnsi="Times New Roman" w:cs="Times New Roman"/>
+        </w:rPr>
+      </w:pPr>
+      <w:r>
+        <w:rPr>
+          <w:rFonts w:ascii="Times New Roman" w:hAnsi="Times New Roman" w:cs="Times New Roman"/>
+        </w:rPr>
+        <w:t xml:space="preserve">Chân quạ đều nằm ở phía </w:t>
+      </w:r>
+      <w:r>
+        <w:rPr>
+          <w:rFonts w:ascii="Times New Roman" w:hAnsi="Times New Roman" w:cs="Times New Roman"/>
           <w:b/>
           <w:bCs/>
         </w:rPr>
-      </w:pPr>
+        <w:t>DANG_KY</w:t>
+      </w:r>
       <w:r>
         <w:rPr>
           <w:rFonts w:ascii="Times New Roman" w:hAnsi="Times New Roman" w:cs="Times New Roman"/>
-          <w:b/>
-          <w:bCs/>
-        </w:rPr>
-        <w:t>Phần 3: Phân tích vi phạm 2NF khi thêm cột SeatType</w:t>
+        </w:rPr>
+        <w:t>. Khóa ngoại luôn đặt ở bảng phía "Nhiều".</w:t>
       </w:r>
     </w:p>
     <w:p>
       <w:pPr>
         <w:rPr>
           <w:rFonts w:ascii="Times New Roman" w:hAnsi="Times New Roman" w:cs="Times New Roman"/>
-        </w:rPr>
-      </w:pPr>
-      <w:r>
-        <w:rPr>
-          <w:rFonts w:ascii="Times New Roman" w:hAnsi="Times New Roman" w:cs="Times New Roman"/>
-        </w:rPr>
-        <w:t xml:space="preserve">Nếu thêm cột SeatType (Loại ghế) vào thực thể trung gian BOOKING_DETAIL, </w:t>
-      </w:r>
-      <w:r>
-        <w:rPr>
-          <w:rFonts w:ascii="Times New Roman" w:hAnsi="Times New Roman" w:cs="Times New Roman"/>
           <w:b/>
           <w:bCs/>
-        </w:rPr>
-        <w:t>cột đó vi phạm dạng chuẩn 2NF (Second Normal Form)</w:t>
-      </w:r>
+          <w:sz w:val="32"/>
+          <w:szCs w:val="32"/>
+        </w:rPr>
+      </w:pPr>
       <w:r>
         <w:rPr>
           <w:rFonts w:ascii="Times New Roman" w:hAnsi="Times New Roman" w:cs="Times New Roman"/>
-        </w:rPr>
-        <w:t xml:space="preserve"> vì SeatType chỉ phụ thuộc một phần vào khóa ngoại SeatID (phụ thuộc một phần vào khóa ghép), chứ không phụ thuộc đầy đủ vào toàn bộ khóa chính của thực thể trung gian. Thuộc tính SeatType phải được giữ nguyên tại thực thể SEAT.</w:t>
+          <w:b/>
+          <w:bCs/>
+          <w:sz w:val="32"/>
+          <w:szCs w:val="32"/>
+        </w:rPr>
+        <w:t>Bước 3: Chuẩn hóa 2NF</w:t>
       </w:r>
     </w:p>
     <w:p>
@@ -731,14 +700,1084 @@
       <w:r>
         <w:rPr>
           <w:rFonts w:ascii="Times New Roman" w:hAnsi="Times New Roman" w:cs="Times New Roman"/>
+          <w:b/>
+          <w:bCs/>
+        </w:rPr>
+        <w:t>Bảng nháp</w:t>
+      </w:r>
+      <w:r>
+        <w:rPr>
+          <w:rFonts w:ascii="Times New Roman" w:hAnsi="Times New Roman" w:cs="Times New Roman"/>
+        </w:rPr>
+        <w:t xml:space="preserve"> có khóa chính ghép (MaHV, MaKH):</w:t>
+      </w:r>
+    </w:p>
+    <w:tbl>
+      <w:tblPr>
+        <w:tblStyle w:val="TableGridLight"/>
+        <w:tblW w:w="0" w:type="auto"/>
+        <w:tblLook w:val="04A0" w:firstRow="1" w:lastRow="0" w:firstColumn="1" w:lastColumn="0" w:noHBand="0" w:noVBand="1"/>
+      </w:tblPr>
+      <w:tblGrid>
+        <w:gridCol w:w="864"/>
+        <w:gridCol w:w="876"/>
+        <w:gridCol w:w="2007"/>
+        <w:gridCol w:w="950"/>
+      </w:tblGrid>
+      <w:tr>
+        <w:tc>
+          <w:tcPr>
+            <w:tcW w:w="0" w:type="auto"/>
+            <w:hideMark/>
+          </w:tcPr>
+          <w:p>
+            <w:pPr>
+              <w:rPr>
+                <w:rFonts w:ascii="Times New Roman" w:hAnsi="Times New Roman" w:cs="Times New Roman"/>
+                <w:b/>
+                <w:bCs/>
+              </w:rPr>
+            </w:pPr>
+            <w:r>
+              <w:rPr>
+                <w:rFonts w:ascii="Times New Roman" w:hAnsi="Times New Roman" w:cs="Times New Roman"/>
+                <w:b/>
+                <w:bCs/>
+              </w:rPr>
+              <w:t>MaHV</w:t>
+            </w:r>
+          </w:p>
+        </w:tc>
+        <w:tc>
+          <w:tcPr>
+            <w:tcW w:w="0" w:type="auto"/>
+            <w:hideMark/>
+          </w:tcPr>
+          <w:p>
+            <w:pPr>
+              <w:rPr>
+                <w:rFonts w:ascii="Times New Roman" w:hAnsi="Times New Roman" w:cs="Times New Roman"/>
+                <w:b/>
+                <w:bCs/>
+              </w:rPr>
+            </w:pPr>
+            <w:r>
+              <w:rPr>
+                <w:rFonts w:ascii="Times New Roman" w:hAnsi="Times New Roman" w:cs="Times New Roman"/>
+                <w:b/>
+                <w:bCs/>
+              </w:rPr>
+              <w:t>MaKH</w:t>
+            </w:r>
+          </w:p>
+        </w:tc>
+        <w:tc>
+          <w:tcPr>
+            <w:tcW w:w="0" w:type="auto"/>
+            <w:hideMark/>
+          </w:tcPr>
+          <w:p>
+            <w:pPr>
+              <w:rPr>
+                <w:rFonts w:ascii="Times New Roman" w:hAnsi="Times New Roman" w:cs="Times New Roman"/>
+                <w:b/>
+                <w:bCs/>
+              </w:rPr>
+            </w:pPr>
+            <w:r>
+              <w:rPr>
+                <w:rFonts w:ascii="Times New Roman" w:hAnsi="Times New Roman" w:cs="Times New Roman"/>
+                <w:b/>
+                <w:bCs/>
+              </w:rPr>
+              <w:t>TenKH</w:t>
+            </w:r>
+          </w:p>
+        </w:tc>
+        <w:tc>
+          <w:tcPr>
+            <w:tcW w:w="0" w:type="auto"/>
+            <w:hideMark/>
+          </w:tcPr>
+          <w:p>
+            <w:pPr>
+              <w:rPr>
+                <w:rFonts w:ascii="Times New Roman" w:hAnsi="Times New Roman" w:cs="Times New Roman"/>
+                <w:b/>
+                <w:bCs/>
+              </w:rPr>
+            </w:pPr>
+            <w:r>
+              <w:rPr>
+                <w:rFonts w:ascii="Times New Roman" w:hAnsi="Times New Roman" w:cs="Times New Roman"/>
+                <w:b/>
+                <w:bCs/>
+              </w:rPr>
+              <w:t>DiemSo</w:t>
+            </w:r>
+          </w:p>
+        </w:tc>
+      </w:tr>
+      <w:tr>
+        <w:tc>
+          <w:tcPr>
+            <w:tcW w:w="0" w:type="auto"/>
+            <w:hideMark/>
+          </w:tcPr>
+          <w:p>
+            <w:pPr>
+              <w:rPr>
+                <w:rFonts w:ascii="Times New Roman" w:hAnsi="Times New Roman" w:cs="Times New Roman"/>
+              </w:rPr>
+            </w:pPr>
+            <w:r>
+              <w:rPr>
+                <w:rFonts w:ascii="Times New Roman" w:hAnsi="Times New Roman" w:cs="Times New Roman"/>
+              </w:rPr>
+              <w:t>HV01</w:t>
+            </w:r>
+          </w:p>
+        </w:tc>
+        <w:tc>
+          <w:tcPr>
+            <w:tcW w:w="0" w:type="auto"/>
+            <w:hideMark/>
+          </w:tcPr>
+          <w:p>
+            <w:pPr>
+              <w:rPr>
+                <w:rFonts w:ascii="Times New Roman" w:hAnsi="Times New Roman" w:cs="Times New Roman"/>
+              </w:rPr>
+            </w:pPr>
+            <w:r>
+              <w:rPr>
+                <w:rFonts w:ascii="Times New Roman" w:hAnsi="Times New Roman" w:cs="Times New Roman"/>
+              </w:rPr>
+              <w:t>KH01</w:t>
+            </w:r>
+          </w:p>
+        </w:tc>
+        <w:tc>
+          <w:tcPr>
+            <w:tcW w:w="0" w:type="auto"/>
+            <w:hideMark/>
+          </w:tcPr>
+          <w:p>
+            <w:pPr>
+              <w:rPr>
+                <w:rFonts w:ascii="Times New Roman" w:hAnsi="Times New Roman" w:cs="Times New Roman"/>
+              </w:rPr>
+            </w:pPr>
+            <w:r>
+              <w:rPr>
+                <w:rFonts w:ascii="Times New Roman" w:hAnsi="Times New Roman" w:cs="Times New Roman"/>
+              </w:rPr>
+              <w:t>Nhập môn Lập trình</w:t>
+            </w:r>
+          </w:p>
+        </w:tc>
+        <w:tc>
+          <w:tcPr>
+            <w:tcW w:w="0" w:type="auto"/>
+            <w:hideMark/>
+          </w:tcPr>
+          <w:p>
+            <w:pPr>
+              <w:rPr>
+                <w:rFonts w:ascii="Times New Roman" w:hAnsi="Times New Roman" w:cs="Times New Roman"/>
+              </w:rPr>
+            </w:pPr>
+            <w:r>
+              <w:rPr>
+                <w:rFonts w:ascii="Times New Roman" w:hAnsi="Times New Roman" w:cs="Times New Roman"/>
+              </w:rPr>
+              <w:t>8.5</w:t>
+            </w:r>
+          </w:p>
+        </w:tc>
+      </w:tr>
+      <w:tr>
+        <w:tc>
+          <w:tcPr>
+            <w:tcW w:w="0" w:type="auto"/>
+            <w:hideMark/>
+          </w:tcPr>
+          <w:p>
+            <w:pPr>
+              <w:rPr>
+                <w:rFonts w:ascii="Times New Roman" w:hAnsi="Times New Roman" w:cs="Times New Roman"/>
+              </w:rPr>
+            </w:pPr>
+            <w:r>
+              <w:rPr>
+                <w:rFonts w:ascii="Times New Roman" w:hAnsi="Times New Roman" w:cs="Times New Roman"/>
+              </w:rPr>
+              <w:t>HV01</w:t>
+            </w:r>
+          </w:p>
+        </w:tc>
+        <w:tc>
+          <w:tcPr>
+            <w:tcW w:w="0" w:type="auto"/>
+            <w:hideMark/>
+          </w:tcPr>
+          <w:p>
+            <w:pPr>
+              <w:rPr>
+                <w:rFonts w:ascii="Times New Roman" w:hAnsi="Times New Roman" w:cs="Times New Roman"/>
+              </w:rPr>
+            </w:pPr>
+            <w:r>
+              <w:rPr>
+                <w:rFonts w:ascii="Times New Roman" w:hAnsi="Times New Roman" w:cs="Times New Roman"/>
+              </w:rPr>
+              <w:t>KH02</w:t>
+            </w:r>
+          </w:p>
+        </w:tc>
+        <w:tc>
+          <w:tcPr>
+            <w:tcW w:w="0" w:type="auto"/>
+            <w:hideMark/>
+          </w:tcPr>
+          <w:p>
+            <w:pPr>
+              <w:rPr>
+                <w:rFonts w:ascii="Times New Roman" w:hAnsi="Times New Roman" w:cs="Times New Roman"/>
+              </w:rPr>
+            </w:pPr>
+            <w:r>
+              <w:rPr>
+                <w:rFonts w:ascii="Times New Roman" w:hAnsi="Times New Roman" w:cs="Times New Roman"/>
+              </w:rPr>
+              <w:t>Thiết kế CSDL</w:t>
+            </w:r>
+          </w:p>
+        </w:tc>
+        <w:tc>
+          <w:tcPr>
+            <w:tcW w:w="0" w:type="auto"/>
+            <w:hideMark/>
+          </w:tcPr>
+          <w:p>
+            <w:pPr>
+              <w:rPr>
+                <w:rFonts w:ascii="Times New Roman" w:hAnsi="Times New Roman" w:cs="Times New Roman"/>
+              </w:rPr>
+            </w:pPr>
+            <w:r>
+              <w:rPr>
+                <w:rFonts w:ascii="Times New Roman" w:hAnsi="Times New Roman" w:cs="Times New Roman"/>
+              </w:rPr>
+              <w:t>9.0</w:t>
+            </w:r>
+          </w:p>
+        </w:tc>
+      </w:tr>
+      <w:tr>
+        <w:tc>
+          <w:tcPr>
+            <w:tcW w:w="0" w:type="auto"/>
+            <w:hideMark/>
+          </w:tcPr>
+          <w:p>
+            <w:pPr>
+              <w:rPr>
+                <w:rFonts w:ascii="Times New Roman" w:hAnsi="Times New Roman" w:cs="Times New Roman"/>
+              </w:rPr>
+            </w:pPr>
+            <w:r>
+              <w:rPr>
+                <w:rFonts w:ascii="Times New Roman" w:hAnsi="Times New Roman" w:cs="Times New Roman"/>
+              </w:rPr>
+              <w:t>HV02</w:t>
+            </w:r>
+          </w:p>
+        </w:tc>
+        <w:tc>
+          <w:tcPr>
+            <w:tcW w:w="0" w:type="auto"/>
+            <w:hideMark/>
+          </w:tcPr>
+          <w:p>
+            <w:pPr>
+              <w:rPr>
+                <w:rFonts w:ascii="Times New Roman" w:hAnsi="Times New Roman" w:cs="Times New Roman"/>
+              </w:rPr>
+            </w:pPr>
+            <w:r>
+              <w:rPr>
+                <w:rFonts w:ascii="Times New Roman" w:hAnsi="Times New Roman" w:cs="Times New Roman"/>
+              </w:rPr>
+              <w:t>KH01</w:t>
+            </w:r>
+          </w:p>
+        </w:tc>
+        <w:tc>
+          <w:tcPr>
+            <w:tcW w:w="0" w:type="auto"/>
+            <w:hideMark/>
+          </w:tcPr>
+          <w:p>
+            <w:pPr>
+              <w:rPr>
+                <w:rFonts w:ascii="Times New Roman" w:hAnsi="Times New Roman" w:cs="Times New Roman"/>
+              </w:rPr>
+            </w:pPr>
+            <w:r>
+              <w:rPr>
+                <w:rFonts w:ascii="Times New Roman" w:hAnsi="Times New Roman" w:cs="Times New Roman"/>
+              </w:rPr>
+              <w:t>Nhập môn Lập trình</w:t>
+            </w:r>
+          </w:p>
+        </w:tc>
+        <w:tc>
+          <w:tcPr>
+            <w:tcW w:w="0" w:type="auto"/>
+            <w:hideMark/>
+          </w:tcPr>
+          <w:p>
+            <w:pPr>
+              <w:rPr>
+                <w:rFonts w:ascii="Times New Roman" w:hAnsi="Times New Roman" w:cs="Times New Roman"/>
+              </w:rPr>
+            </w:pPr>
+            <w:r>
+              <w:rPr>
+                <w:rFonts w:ascii="Times New Roman" w:hAnsi="Times New Roman" w:cs="Times New Roman"/>
+              </w:rPr>
+              <w:t>7.0</w:t>
+            </w:r>
+          </w:p>
+        </w:tc>
+      </w:tr>
+    </w:tbl>
+    <w:p>
+      <w:pPr>
+        <w:rPr>
+          <w:rFonts w:ascii="Times New Roman" w:hAnsi="Times New Roman" w:cs="Times New Roman"/>
+        </w:rPr>
+      </w:pPr>
+      <w:r>
+        <w:rPr>
+          <w:rFonts w:ascii="Times New Roman" w:hAnsi="Times New Roman" w:cs="Times New Roman"/>
+          <w:b/>
+          <w:bCs/>
+        </w:rPr>
+        <w:t>Xác định phụ thuộc hàm:</w:t>
+      </w:r>
+    </w:p>
+    <w:p>
+      <w:pPr>
+        <w:numPr>
+          <w:ilvl w:val="0"/>
+          <w:numId w:val="22"/>
+        </w:numPr>
+        <w:rPr>
+          <w:rFonts w:ascii="Times New Roman" w:hAnsi="Times New Roman" w:cs="Times New Roman"/>
+        </w:rPr>
+      </w:pPr>
+      <w:r>
+        <w:rPr>
+          <w:rFonts w:ascii="Times New Roman" w:hAnsi="Times New Roman" w:cs="Times New Roman"/>
+        </w:rPr>
+        <w:t xml:space="preserve">(MaHV, MaKH) → DiemSo: DiemSo phụ thuộc </w:t>
+      </w:r>
+      <w:r>
+        <w:rPr>
+          <w:rFonts w:ascii="Times New Roman" w:hAnsi="Times New Roman" w:cs="Times New Roman"/>
+          <w:b/>
+          <w:bCs/>
+        </w:rPr>
+        <w:t>đầy đủ</w:t>
+      </w:r>
+      <w:r>
+        <w:rPr>
+          <w:rFonts w:ascii="Times New Roman" w:hAnsi="Times New Roman" w:cs="Times New Roman"/>
+        </w:rPr>
+        <w:t xml:space="preserve"> vào cả khóa ghép (cần biết cả học viên lẫn khóa học mới biết điểm). Hợp lệ.</w:t>
+      </w:r>
+    </w:p>
+    <w:p>
+      <w:pPr>
+        <w:numPr>
+          <w:ilvl w:val="0"/>
+          <w:numId w:val="22"/>
+        </w:numPr>
+        <w:rPr>
+          <w:rFonts w:ascii="Times New Roman" w:hAnsi="Times New Roman" w:cs="Times New Roman"/>
+        </w:rPr>
+      </w:pPr>
+      <w:r>
+        <w:rPr>
+          <w:rFonts w:ascii="Times New Roman" w:hAnsi="Times New Roman" w:cs="Times New Roman"/>
+        </w:rPr>
+        <w:lastRenderedPageBreak/>
+        <w:t xml:space="preserve">MaKH → TenKH: TenKH chỉ phụ thuộc vào </w:t>
+      </w:r>
+      <w:r>
+        <w:rPr>
+          <w:rFonts w:ascii="Times New Roman" w:hAnsi="Times New Roman" w:cs="Times New Roman"/>
+          <w:b/>
+          <w:bCs/>
+        </w:rPr>
+        <w:t>một phần</w:t>
+      </w:r>
+      <w:r>
+        <w:rPr>
+          <w:rFonts w:ascii="Times New Roman" w:hAnsi="Times New Roman" w:cs="Times New Roman"/>
+        </w:rPr>
+        <w:t xml:space="preserve"> của khóa (MaKH). Đây là phụ thuộc bộ phận.</w:t>
+      </w:r>
+    </w:p>
+    <w:p>
+      <w:pPr>
+        <w:rPr>
+          <w:rFonts w:ascii="Times New Roman" w:hAnsi="Times New Roman" w:cs="Times New Roman"/>
+        </w:rPr>
+      </w:pPr>
+      <w:r>
+        <w:rPr>
+          <w:rFonts w:ascii="Times New Roman" w:hAnsi="Times New Roman" w:cs="Times New Roman"/>
+          <w:b/>
+          <w:bCs/>
+        </w:rPr>
+        <w:t>Cột vi phạm 2NF: TenKH.</w:t>
+      </w:r>
+    </w:p>
+    <w:p>
+      <w:pPr>
+        <w:rPr>
+          <w:rFonts w:ascii="Times New Roman" w:hAnsi="Times New Roman" w:cs="Times New Roman"/>
+        </w:rPr>
+      </w:pPr>
+      <w:r>
+        <w:rPr>
+          <w:rFonts w:ascii="Times New Roman" w:hAnsi="Times New Roman" w:cs="Times New Roman"/>
+          <w:b/>
+          <w:bCs/>
+        </w:rPr>
+        <w:t xml:space="preserve">Lý </w:t>
+      </w:r>
+      <w:proofErr w:type="gramStart"/>
+      <w:r>
+        <w:rPr>
+          <w:rFonts w:ascii="Times New Roman" w:hAnsi="Times New Roman" w:cs="Times New Roman"/>
+          <w:b/>
+          <w:bCs/>
+        </w:rPr>
+        <w:t>do</w:t>
+      </w:r>
+      <w:proofErr w:type="gramEnd"/>
+      <w:r>
+        <w:rPr>
+          <w:rFonts w:ascii="Times New Roman" w:hAnsi="Times New Roman" w:cs="Times New Roman"/>
+          <w:b/>
+          <w:bCs/>
+        </w:rPr>
+        <w:t>:</w:t>
+      </w:r>
+      <w:r>
+        <w:rPr>
+          <w:rFonts w:ascii="Times New Roman" w:hAnsi="Times New Roman" w:cs="Times New Roman"/>
+        </w:rPr>
+        <w:t xml:space="preserve"> 2NF yêu cầu bảng đã đạt 1NF và mọi thuộc tính không khóa phải phụ thuộc đầy đủ vào toàn bộ khóa chính, không phụ thuộc một phần. TenKH chỉ phụ thuộc vào MaKH. Hậu quả:</w:t>
+      </w:r>
+    </w:p>
+    <w:p>
+      <w:pPr>
+        <w:numPr>
+          <w:ilvl w:val="0"/>
+          <w:numId w:val="23"/>
+        </w:numPr>
+        <w:rPr>
+          <w:rFonts w:ascii="Times New Roman" w:hAnsi="Times New Roman" w:cs="Times New Roman"/>
+        </w:rPr>
+      </w:pPr>
+      <w:r>
+        <w:rPr>
+          <w:rFonts w:ascii="Times New Roman" w:hAnsi="Times New Roman" w:cs="Times New Roman"/>
+          <w:b/>
+          <w:bCs/>
+        </w:rPr>
+        <w:t>Dư thừa dữ liệu:</w:t>
+      </w:r>
+      <w:r>
+        <w:rPr>
+          <w:rFonts w:ascii="Times New Roman" w:hAnsi="Times New Roman" w:cs="Times New Roman"/>
+        </w:rPr>
+        <w:t xml:space="preserve"> "Nhập môn Lập trình" lặp ở dòng 1 và 3.</w:t>
+      </w:r>
+    </w:p>
+    <w:p>
+      <w:pPr>
+        <w:numPr>
+          <w:ilvl w:val="0"/>
+          <w:numId w:val="23"/>
+        </w:numPr>
+        <w:rPr>
+          <w:rFonts w:ascii="Times New Roman" w:hAnsi="Times New Roman" w:cs="Times New Roman"/>
+        </w:rPr>
+      </w:pPr>
+      <w:r>
+        <w:rPr>
+          <w:rFonts w:ascii="Times New Roman" w:hAnsi="Times New Roman" w:cs="Times New Roman"/>
+          <w:b/>
+          <w:bCs/>
+        </w:rPr>
+        <w:t>Dị thường cập nhật:</w:t>
+      </w:r>
+      <w:r>
+        <w:rPr>
+          <w:rFonts w:ascii="Times New Roman" w:hAnsi="Times New Roman" w:cs="Times New Roman"/>
+        </w:rPr>
+        <w:t xml:space="preserve"> đổi tên KH01 phải sửa nhiều dòng, sót một dòng thì dữ liệu mâu thuẫn.</w:t>
+      </w:r>
+    </w:p>
+    <w:p>
+      <w:pPr>
+        <w:numPr>
+          <w:ilvl w:val="0"/>
+          <w:numId w:val="23"/>
+        </w:numPr>
+        <w:rPr>
+          <w:rFonts w:ascii="Times New Roman" w:hAnsi="Times New Roman" w:cs="Times New Roman"/>
+        </w:rPr>
+      </w:pPr>
+      <w:r>
+        <w:rPr>
+          <w:rFonts w:ascii="Times New Roman" w:hAnsi="Times New Roman" w:cs="Times New Roman"/>
+          <w:b/>
+          <w:bCs/>
+        </w:rPr>
+        <w:t>Dị thường thêm:</w:t>
+      </w:r>
+      <w:r>
+        <w:rPr>
+          <w:rFonts w:ascii="Times New Roman" w:hAnsi="Times New Roman" w:cs="Times New Roman"/>
+        </w:rPr>
+        <w:t xml:space="preserve"> không thể thêm khóa học mới khi chưa có học viên đăng ký.</w:t>
+      </w:r>
+    </w:p>
+    <w:p>
+      <w:pPr>
+        <w:numPr>
+          <w:ilvl w:val="0"/>
+          <w:numId w:val="23"/>
+        </w:numPr>
+        <w:rPr>
+          <w:rFonts w:ascii="Times New Roman" w:hAnsi="Times New Roman" w:cs="Times New Roman"/>
+        </w:rPr>
+      </w:pPr>
+      <w:r>
+        <w:rPr>
+          <w:rFonts w:ascii="Times New Roman" w:hAnsi="Times New Roman" w:cs="Times New Roman"/>
+          <w:b/>
+          <w:bCs/>
+        </w:rPr>
+        <w:t>Dị thường xóa:</w:t>
+      </w:r>
+      <w:r>
+        <w:rPr>
+          <w:rFonts w:ascii="Times New Roman" w:hAnsi="Times New Roman" w:cs="Times New Roman"/>
+        </w:rPr>
+        <w:t xml:space="preserve"> xóa lượt đăng ký cuối của một khóa học thì mất luôn tên khóa học.</w:t>
+      </w:r>
+    </w:p>
+    <w:p>
+      <w:pPr>
+        <w:rPr>
+          <w:rFonts w:ascii="Times New Roman" w:hAnsi="Times New Roman" w:cs="Times New Roman"/>
+        </w:rPr>
+      </w:pPr>
+      <w:r>
+        <w:rPr>
+          <w:rFonts w:ascii="Times New Roman" w:hAnsi="Times New Roman" w:cs="Times New Roman"/>
+          <w:b/>
+          <w:bCs/>
+        </w:rPr>
+        <w:t>Cách khắc phục:</w:t>
+      </w:r>
+      <w:r>
+        <w:rPr>
+          <w:rFonts w:ascii="Times New Roman" w:hAnsi="Times New Roman" w:cs="Times New Roman"/>
+        </w:rPr>
+        <w:t xml:space="preserve"> tách phần phụ thuộc bộ phận ra bảng riêng.</w:t>
+      </w:r>
+    </w:p>
+    <w:p>
+      <w:pPr>
+        <w:rPr>
+          <w:rFonts w:ascii="Times New Roman" w:hAnsi="Times New Roman" w:cs="Times New Roman"/>
+        </w:rPr>
+      </w:pPr>
+      <w:r>
+        <w:rPr>
+          <w:rFonts w:ascii="Times New Roman" w:hAnsi="Times New Roman" w:cs="Times New Roman"/>
+          <w:b/>
+          <w:bCs/>
+        </w:rPr>
+        <w:t>KHOA_HOC</w:t>
+      </w:r>
+      <w:r>
+        <w:rPr>
+          <w:rFonts w:ascii="Times New Roman" w:hAnsi="Times New Roman" w:cs="Times New Roman"/>
+        </w:rPr>
+        <w:t xml:space="preserve"> (PK: MaKH)</w:t>
+      </w:r>
+    </w:p>
+    <w:tbl>
+      <w:tblPr>
+        <w:tblStyle w:val="TableGridLight"/>
+        <w:tblW w:w="0" w:type="auto"/>
+        <w:tblLook w:val="04A0" w:firstRow="1" w:lastRow="0" w:firstColumn="1" w:lastColumn="0" w:noHBand="0" w:noVBand="1"/>
+      </w:tblPr>
+      <w:tblGrid>
+        <w:gridCol w:w="876"/>
+        <w:gridCol w:w="2007"/>
+      </w:tblGrid>
+      <w:tr>
+        <w:tc>
+          <w:tcPr>
+            <w:tcW w:w="0" w:type="auto"/>
+            <w:hideMark/>
+          </w:tcPr>
+          <w:p>
+            <w:pPr>
+              <w:rPr>
+                <w:rFonts w:ascii="Times New Roman" w:hAnsi="Times New Roman" w:cs="Times New Roman"/>
+                <w:b/>
+                <w:bCs/>
+              </w:rPr>
+            </w:pPr>
+            <w:r>
+              <w:rPr>
+                <w:rFonts w:ascii="Times New Roman" w:hAnsi="Times New Roman" w:cs="Times New Roman"/>
+                <w:b/>
+                <w:bCs/>
+              </w:rPr>
+              <w:t>MaKH</w:t>
+            </w:r>
+          </w:p>
+        </w:tc>
+        <w:tc>
+          <w:tcPr>
+            <w:tcW w:w="0" w:type="auto"/>
+            <w:hideMark/>
+          </w:tcPr>
+          <w:p>
+            <w:pPr>
+              <w:rPr>
+                <w:rFonts w:ascii="Times New Roman" w:hAnsi="Times New Roman" w:cs="Times New Roman"/>
+                <w:b/>
+                <w:bCs/>
+              </w:rPr>
+            </w:pPr>
+            <w:r>
+              <w:rPr>
+                <w:rFonts w:ascii="Times New Roman" w:hAnsi="Times New Roman" w:cs="Times New Roman"/>
+                <w:b/>
+                <w:bCs/>
+              </w:rPr>
+              <w:t>TenKH</w:t>
+            </w:r>
+          </w:p>
+        </w:tc>
+      </w:tr>
+      <w:tr>
+        <w:tc>
+          <w:tcPr>
+            <w:tcW w:w="0" w:type="auto"/>
+            <w:hideMark/>
+          </w:tcPr>
+          <w:p>
+            <w:pPr>
+              <w:rPr>
+                <w:rFonts w:ascii="Times New Roman" w:hAnsi="Times New Roman" w:cs="Times New Roman"/>
+              </w:rPr>
+            </w:pPr>
+            <w:r>
+              <w:rPr>
+                <w:rFonts w:ascii="Times New Roman" w:hAnsi="Times New Roman" w:cs="Times New Roman"/>
+              </w:rPr>
+              <w:t>KH01</w:t>
+            </w:r>
+          </w:p>
+        </w:tc>
+        <w:tc>
+          <w:tcPr>
+            <w:tcW w:w="0" w:type="auto"/>
+            <w:hideMark/>
+          </w:tcPr>
+          <w:p>
+            <w:pPr>
+              <w:rPr>
+                <w:rFonts w:ascii="Times New Roman" w:hAnsi="Times New Roman" w:cs="Times New Roman"/>
+              </w:rPr>
+            </w:pPr>
+            <w:r>
+              <w:rPr>
+                <w:rFonts w:ascii="Times New Roman" w:hAnsi="Times New Roman" w:cs="Times New Roman"/>
+              </w:rPr>
+              <w:t>Nhập môn Lập trình</w:t>
+            </w:r>
+          </w:p>
+        </w:tc>
+      </w:tr>
+      <w:tr>
+        <w:tc>
+          <w:tcPr>
+            <w:tcW w:w="0" w:type="auto"/>
+            <w:hideMark/>
+          </w:tcPr>
+          <w:p>
+            <w:pPr>
+              <w:rPr>
+                <w:rFonts w:ascii="Times New Roman" w:hAnsi="Times New Roman" w:cs="Times New Roman"/>
+              </w:rPr>
+            </w:pPr>
+            <w:r>
+              <w:rPr>
+                <w:rFonts w:ascii="Times New Roman" w:hAnsi="Times New Roman" w:cs="Times New Roman"/>
+              </w:rPr>
+              <w:t>KH02</w:t>
+            </w:r>
+          </w:p>
+        </w:tc>
+        <w:tc>
+          <w:tcPr>
+            <w:tcW w:w="0" w:type="auto"/>
+            <w:hideMark/>
+          </w:tcPr>
+          <w:p>
+            <w:pPr>
+              <w:rPr>
+                <w:rFonts w:ascii="Times New Roman" w:hAnsi="Times New Roman" w:cs="Times New Roman"/>
+              </w:rPr>
+            </w:pPr>
+            <w:r>
+              <w:rPr>
+                <w:rFonts w:ascii="Times New Roman" w:hAnsi="Times New Roman" w:cs="Times New Roman"/>
+              </w:rPr>
+              <w:t>Thiết kế CSDL</w:t>
+            </w:r>
+          </w:p>
+        </w:tc>
+      </w:tr>
+    </w:tbl>
+    <w:p>
+      <w:pPr>
+        <w:rPr>
+          <w:rFonts w:ascii="Times New Roman" w:hAnsi="Times New Roman" w:cs="Times New Roman"/>
+        </w:rPr>
+      </w:pPr>
+      <w:r>
+        <w:rPr>
+          <w:rFonts w:ascii="Times New Roman" w:hAnsi="Times New Roman" w:cs="Times New Roman"/>
+          <w:b/>
+          <w:bCs/>
+        </w:rPr>
+        <w:t>DANG_KY</w:t>
+      </w:r>
+      <w:r>
+        <w:rPr>
+          <w:rFonts w:ascii="Times New Roman" w:hAnsi="Times New Roman" w:cs="Times New Roman"/>
+        </w:rPr>
+        <w:t xml:space="preserve"> (PK ghép: MaHV + MaKH; cả hai là FK)</w:t>
+      </w:r>
+    </w:p>
+    <w:tbl>
+      <w:tblPr>
+        <w:tblStyle w:val="TableGridLight"/>
+        <w:tblW w:w="0" w:type="auto"/>
+        <w:tblLook w:val="04A0" w:firstRow="1" w:lastRow="0" w:firstColumn="1" w:lastColumn="0" w:noHBand="0" w:noVBand="1"/>
+      </w:tblPr>
+      <w:tblGrid>
+        <w:gridCol w:w="864"/>
+        <w:gridCol w:w="876"/>
+        <w:gridCol w:w="950"/>
+      </w:tblGrid>
+      <w:tr>
+        <w:tc>
+          <w:tcPr>
+            <w:tcW w:w="0" w:type="auto"/>
+            <w:hideMark/>
+          </w:tcPr>
+          <w:p>
+            <w:pPr>
+              <w:rPr>
+                <w:rFonts w:ascii="Times New Roman" w:hAnsi="Times New Roman" w:cs="Times New Roman"/>
+                <w:b/>
+                <w:bCs/>
+              </w:rPr>
+            </w:pPr>
+            <w:r>
+              <w:rPr>
+                <w:rFonts w:ascii="Times New Roman" w:hAnsi="Times New Roman" w:cs="Times New Roman"/>
+                <w:b/>
+                <w:bCs/>
+              </w:rPr>
+              <w:t>MaHV</w:t>
+            </w:r>
+          </w:p>
+        </w:tc>
+        <w:tc>
+          <w:tcPr>
+            <w:tcW w:w="0" w:type="auto"/>
+            <w:hideMark/>
+          </w:tcPr>
+          <w:p>
+            <w:pPr>
+              <w:rPr>
+                <w:rFonts w:ascii="Times New Roman" w:hAnsi="Times New Roman" w:cs="Times New Roman"/>
+                <w:b/>
+                <w:bCs/>
+              </w:rPr>
+            </w:pPr>
+            <w:r>
+              <w:rPr>
+                <w:rFonts w:ascii="Times New Roman" w:hAnsi="Times New Roman" w:cs="Times New Roman"/>
+                <w:b/>
+                <w:bCs/>
+              </w:rPr>
+              <w:t>MaKH</w:t>
+            </w:r>
+          </w:p>
+        </w:tc>
+        <w:tc>
+          <w:tcPr>
+            <w:tcW w:w="0" w:type="auto"/>
+            <w:hideMark/>
+          </w:tcPr>
+          <w:p>
+            <w:pPr>
+              <w:rPr>
+                <w:rFonts w:ascii="Times New Roman" w:hAnsi="Times New Roman" w:cs="Times New Roman"/>
+                <w:b/>
+                <w:bCs/>
+              </w:rPr>
+            </w:pPr>
+            <w:r>
+              <w:rPr>
+                <w:rFonts w:ascii="Times New Roman" w:hAnsi="Times New Roman" w:cs="Times New Roman"/>
+                <w:b/>
+                <w:bCs/>
+              </w:rPr>
+              <w:t>DiemSo</w:t>
+            </w:r>
+          </w:p>
+        </w:tc>
+      </w:tr>
+      <w:tr>
+        <w:tc>
+          <w:tcPr>
+            <w:tcW w:w="0" w:type="auto"/>
+            <w:hideMark/>
+          </w:tcPr>
+          <w:p>
+            <w:pPr>
+              <w:rPr>
+                <w:rFonts w:ascii="Times New Roman" w:hAnsi="Times New Roman" w:cs="Times New Roman"/>
+              </w:rPr>
+            </w:pPr>
+            <w:r>
+              <w:rPr>
+                <w:rFonts w:ascii="Times New Roman" w:hAnsi="Times New Roman" w:cs="Times New Roman"/>
+              </w:rPr>
+              <w:t>HV01</w:t>
+            </w:r>
+          </w:p>
+        </w:tc>
+        <w:tc>
+          <w:tcPr>
+            <w:tcW w:w="0" w:type="auto"/>
+            <w:hideMark/>
+          </w:tcPr>
+          <w:p>
+            <w:pPr>
+              <w:rPr>
+                <w:rFonts w:ascii="Times New Roman" w:hAnsi="Times New Roman" w:cs="Times New Roman"/>
+              </w:rPr>
+            </w:pPr>
+            <w:r>
+              <w:rPr>
+                <w:rFonts w:ascii="Times New Roman" w:hAnsi="Times New Roman" w:cs="Times New Roman"/>
+              </w:rPr>
+              <w:t>KH01</w:t>
+            </w:r>
+          </w:p>
+        </w:tc>
+        <w:tc>
+          <w:tcPr>
+            <w:tcW w:w="0" w:type="auto"/>
+            <w:hideMark/>
+          </w:tcPr>
+          <w:p>
+            <w:pPr>
+              <w:rPr>
+                <w:rFonts w:ascii="Times New Roman" w:hAnsi="Times New Roman" w:cs="Times New Roman"/>
+              </w:rPr>
+            </w:pPr>
+            <w:r>
+              <w:rPr>
+                <w:rFonts w:ascii="Times New Roman" w:hAnsi="Times New Roman" w:cs="Times New Roman"/>
+              </w:rPr>
+              <w:t>8.5</w:t>
+            </w:r>
+          </w:p>
+        </w:tc>
+      </w:tr>
+      <w:tr>
+        <w:tc>
+          <w:tcPr>
+            <w:tcW w:w="0" w:type="auto"/>
+            <w:hideMark/>
+          </w:tcPr>
+          <w:p>
+            <w:pPr>
+              <w:rPr>
+                <w:rFonts w:ascii="Times New Roman" w:hAnsi="Times New Roman" w:cs="Times New Roman"/>
+              </w:rPr>
+            </w:pPr>
+            <w:r>
+              <w:rPr>
+                <w:rFonts w:ascii="Times New Roman" w:hAnsi="Times New Roman" w:cs="Times New Roman"/>
+              </w:rPr>
+              <w:t>HV01</w:t>
+            </w:r>
+          </w:p>
+        </w:tc>
+        <w:tc>
+          <w:tcPr>
+            <w:tcW w:w="0" w:type="auto"/>
+            <w:hideMark/>
+          </w:tcPr>
+          <w:p>
+            <w:pPr>
+              <w:rPr>
+                <w:rFonts w:ascii="Times New Roman" w:hAnsi="Times New Roman" w:cs="Times New Roman"/>
+              </w:rPr>
+            </w:pPr>
+            <w:r>
+              <w:rPr>
+                <w:rFonts w:ascii="Times New Roman" w:hAnsi="Times New Roman" w:cs="Times New Roman"/>
+              </w:rPr>
+              <w:t>KH02</w:t>
+            </w:r>
+          </w:p>
+        </w:tc>
+        <w:tc>
+          <w:tcPr>
+            <w:tcW w:w="0" w:type="auto"/>
+            <w:hideMark/>
+          </w:tcPr>
+          <w:p>
+            <w:pPr>
+              <w:rPr>
+                <w:rFonts w:ascii="Times New Roman" w:hAnsi="Times New Roman" w:cs="Times New Roman"/>
+              </w:rPr>
+            </w:pPr>
+            <w:r>
+              <w:rPr>
+                <w:rFonts w:ascii="Times New Roman" w:hAnsi="Times New Roman" w:cs="Times New Roman"/>
+              </w:rPr>
+              <w:t>9.0</w:t>
+            </w:r>
+          </w:p>
+        </w:tc>
+      </w:tr>
+      <w:tr>
+        <w:tc>
+          <w:tcPr>
+            <w:tcW w:w="0" w:type="auto"/>
+            <w:hideMark/>
+          </w:tcPr>
+          <w:p>
+            <w:pPr>
+              <w:rPr>
+                <w:rFonts w:ascii="Times New Roman" w:hAnsi="Times New Roman" w:cs="Times New Roman"/>
+              </w:rPr>
+            </w:pPr>
+            <w:r>
+              <w:rPr>
+                <w:rFonts w:ascii="Times New Roman" w:hAnsi="Times New Roman" w:cs="Times New Roman"/>
+              </w:rPr>
+              <w:t>HV02</w:t>
+            </w:r>
+          </w:p>
+        </w:tc>
+        <w:tc>
+          <w:tcPr>
+            <w:tcW w:w="0" w:type="auto"/>
+            <w:hideMark/>
+          </w:tcPr>
+          <w:p>
+            <w:pPr>
+              <w:rPr>
+                <w:rFonts w:ascii="Times New Roman" w:hAnsi="Times New Roman" w:cs="Times New Roman"/>
+              </w:rPr>
+            </w:pPr>
+            <w:r>
+              <w:rPr>
+                <w:rFonts w:ascii="Times New Roman" w:hAnsi="Times New Roman" w:cs="Times New Roman"/>
+              </w:rPr>
+              <w:t>KH01</w:t>
+            </w:r>
+          </w:p>
+        </w:tc>
+        <w:tc>
+          <w:tcPr>
+            <w:tcW w:w="0" w:type="auto"/>
+            <w:hideMark/>
+          </w:tcPr>
+          <w:p>
+            <w:pPr>
+              <w:rPr>
+                <w:rFonts w:ascii="Times New Roman" w:hAnsi="Times New Roman" w:cs="Times New Roman"/>
+              </w:rPr>
+            </w:pPr>
+            <w:r>
+              <w:rPr>
+                <w:rFonts w:ascii="Times New Roman" w:hAnsi="Times New Roman" w:cs="Times New Roman"/>
+              </w:rPr>
+              <w:t>7.0</w:t>
+            </w:r>
+          </w:p>
+        </w:tc>
+      </w:tr>
+    </w:tbl>
+    <w:p>
+      <w:pPr>
+        <w:rPr>
+          <w:rFonts w:ascii="Times New Roman" w:hAnsi="Times New Roman" w:cs="Times New Roman"/>
+        </w:rPr>
+      </w:pPr>
+      <w:r>
+        <w:rPr>
+          <w:rFonts w:ascii="Times New Roman" w:hAnsi="Times New Roman" w:cs="Times New Roman"/>
+        </w:rPr>
+        <w:t>Sau khi tách, TenKH chỉ lưu một lần, DiemSo phụ thuộc đầy đủ vào (MaHV, MaKH), nên cả hai bảng đạt 2NF. Kết quả này khớp với thiết kế ở Bước 1 và 2 (cột SoTietHoc cũng thuộc KHOA_HOC).</w:t>
+      </w:r>
+    </w:p>
+    <w:p>
+      <w:pPr>
+        <w:rPr>
+          <w:rFonts w:ascii="Times New Roman" w:hAnsi="Times New Roman" w:cs="Times New Roman"/>
+        </w:rPr>
+      </w:pPr>
+      <w:r>
+        <w:rPr>
+          <w:rFonts w:ascii="Times New Roman" w:hAnsi="Times New Roman" w:cs="Times New Roman"/>
           <w:noProof/>
           <w14:ligatures w14:val="standardContextual"/>
         </w:rPr>
+        <w:lastRenderedPageBreak/>
         <w:drawing>
-          <wp:inline distT="0" distB="0" distL="0" distR="0" wp14:anchorId="42373F1E" wp14:editId="4ECF7A08">
-            <wp:extent cx="6332220" cy="1252855"/>
-            <wp:effectExtent l="0" t="0" r="0" b="4445"/>
-            <wp:docPr id="1685403125" name="Picture 1"/>
+          <wp:inline distT="0" distB="0" distL="0" distR="0" wp14:anchorId="1A6535BB" wp14:editId="6A0B3FBD">
+            <wp:extent cx="6332220" cy="3950335"/>
+            <wp:effectExtent l="0" t="0" r="0" b="0"/>
+            <wp:docPr id="1036927023" name="Picture 1"/>
             <wp:cNvGraphicFramePr>
               <a:graphicFrameLocks xmlns:a="http://schemas.openxmlformats.org/drawingml/2006/main" noChangeAspect="1"/>
             </wp:cNvGraphicFramePr>
@@ -746,7 +1785,7 @@
               <a:graphicData uri="http://schemas.openxmlformats.org/drawingml/2006/picture">
                 <pic:pic xmlns:pic="http://schemas.openxmlformats.org/drawingml/2006/picture">
                   <pic:nvPicPr>
-                    <pic:cNvPr id="1685403125" name="Picture 1685403125"/>
+                    <pic:cNvPr id="1036927023" name="Picture 1036927023"/>
                     <pic:cNvPicPr/>
                   </pic:nvPicPr>
                   <pic:blipFill>
@@ -764,7 +1803,7 @@
                   <pic:spPr>
                     <a:xfrm>
                       <a:off x="0" y="0"/>
-                      <a:ext cx="6332220" cy="1252855"/>
+                      <a:ext cx="6332220" cy="3950335"/>
                     </a:xfrm>
                     <a:prstGeom prst="rect">
                       <a:avLst/>
@@ -2439,6 +3478,155 @@
     </w:lvl>
   </w:abstractNum>
   <w:abstractNum w:abstractNumId="13" w15:restartNumberingAfterBreak="0">
+    <w:nsid w:val="42A753B7"/>
+    <w:multiLevelType w:val="multilevel"/>
+    <w:tmpl w:val="C2FA946A"/>
+    <w:lvl w:ilvl="0">
+      <w:start w:val="1"/>
+      <w:numFmt w:val="bullet"/>
+      <w:lvlText w:val=""/>
+      <w:lvlJc w:val="left"/>
+      <w:pPr>
+        <w:tabs>
+          <w:tab w:val="num" w:pos="720"/>
+        </w:tabs>
+        <w:ind w:left="720" w:hanging="360"/>
+      </w:pPr>
+      <w:rPr>
+        <w:rFonts w:ascii="Symbol" w:hAnsi="Symbol" w:hint="default"/>
+        <w:sz w:val="20"/>
+      </w:rPr>
+    </w:lvl>
+    <w:lvl w:ilvl="1" w:tentative="1">
+      <w:start w:val="1"/>
+      <w:numFmt w:val="bullet"/>
+      <w:lvlText w:val="o"/>
+      <w:lvlJc w:val="left"/>
+      <w:pPr>
+        <w:tabs>
+          <w:tab w:val="num" w:pos="1440"/>
+        </w:tabs>
+        <w:ind w:left="1440" w:hanging="360"/>
+      </w:pPr>
+      <w:rPr>
+        <w:rFonts w:ascii="Courier New" w:hAnsi="Courier New" w:hint="default"/>
+        <w:sz w:val="20"/>
+      </w:rPr>
+    </w:lvl>
+    <w:lvl w:ilvl="2" w:tentative="1">
+      <w:start w:val="1"/>
+      <w:numFmt w:val="bullet"/>
+      <w:lvlText w:val=""/>
+      <w:lvlJc w:val="left"/>
+      <w:pPr>
+        <w:tabs>
+          <w:tab w:val="num" w:pos="2160"/>
+        </w:tabs>
+        <w:ind w:left="2160" w:hanging="360"/>
+      </w:pPr>
+      <w:rPr>
+        <w:rFonts w:ascii="Wingdings" w:hAnsi="Wingdings" w:hint="default"/>
+        <w:sz w:val="20"/>
+      </w:rPr>
+    </w:lvl>
+    <w:lvl w:ilvl="3" w:tentative="1">
+      <w:start w:val="1"/>
+      <w:numFmt w:val="bullet"/>
+      <w:lvlText w:val=""/>
+      <w:lvlJc w:val="left"/>
+      <w:pPr>
+        <w:tabs>
+          <w:tab w:val="num" w:pos="2880"/>
+        </w:tabs>
+        <w:ind w:left="2880" w:hanging="360"/>
+      </w:pPr>
+      <w:rPr>
+        <w:rFonts w:ascii="Wingdings" w:hAnsi="Wingdings" w:hint="default"/>
+        <w:sz w:val="20"/>
+      </w:rPr>
+    </w:lvl>
+    <w:lvl w:ilvl="4" w:tentative="1">
+      <w:start w:val="1"/>
+      <w:numFmt w:val="bullet"/>
+      <w:lvlText w:val=""/>
+      <w:lvlJc w:val="left"/>
+      <w:pPr>
+        <w:tabs>
+          <w:tab w:val="num" w:pos="3600"/>
+        </w:tabs>
+        <w:ind w:left="3600" w:hanging="360"/>
+      </w:pPr>
+      <w:rPr>
+        <w:rFonts w:ascii="Wingdings" w:hAnsi="Wingdings" w:hint="default"/>
+        <w:sz w:val="20"/>
+      </w:rPr>
+    </w:lvl>
+    <w:lvl w:ilvl="5" w:tentative="1">
+      <w:start w:val="1"/>
+      <w:numFmt w:val="bullet"/>
+      <w:lvlText w:val=""/>
+      <w:lvlJc w:val="left"/>
+      <w:pPr>
+        <w:tabs>
+          <w:tab w:val="num" w:pos="4320"/>
+        </w:tabs>
+        <w:ind w:left="4320" w:hanging="360"/>
+      </w:pPr>
+      <w:rPr>
+        <w:rFonts w:ascii="Wingdings" w:hAnsi="Wingdings" w:hint="default"/>
+        <w:sz w:val="20"/>
+      </w:rPr>
+    </w:lvl>
+    <w:lvl w:ilvl="6" w:tentative="1">
+      <w:start w:val="1"/>
+      <w:numFmt w:val="bullet"/>
+      <w:lvlText w:val=""/>
+      <w:lvlJc w:val="left"/>
+      <w:pPr>
+        <w:tabs>
+          <w:tab w:val="num" w:pos="5040"/>
+        </w:tabs>
+        <w:ind w:left="5040" w:hanging="360"/>
+      </w:pPr>
+      <w:rPr>
+        <w:rFonts w:ascii="Wingdings" w:hAnsi="Wingdings" w:hint="default"/>
+        <w:sz w:val="20"/>
+      </w:rPr>
+    </w:lvl>
+    <w:lvl w:ilvl="7" w:tentative="1">
+      <w:start w:val="1"/>
+      <w:numFmt w:val="bullet"/>
+      <w:lvlText w:val=""/>
+      <w:lvlJc w:val="left"/>
+      <w:pPr>
+        <w:tabs>
+          <w:tab w:val="num" w:pos="5760"/>
+        </w:tabs>
+        <w:ind w:left="5760" w:hanging="360"/>
+      </w:pPr>
+      <w:rPr>
+        <w:rFonts w:ascii="Wingdings" w:hAnsi="Wingdings" w:hint="default"/>
+        <w:sz w:val="20"/>
+      </w:rPr>
+    </w:lvl>
+    <w:lvl w:ilvl="8" w:tentative="1">
+      <w:start w:val="1"/>
+      <w:numFmt w:val="bullet"/>
+      <w:lvlText w:val=""/>
+      <w:lvlJc w:val="left"/>
+      <w:pPr>
+        <w:tabs>
+          <w:tab w:val="num" w:pos="6480"/>
+        </w:tabs>
+        <w:ind w:left="6480" w:hanging="360"/>
+      </w:pPr>
+      <w:rPr>
+        <w:rFonts w:ascii="Wingdings" w:hAnsi="Wingdings" w:hint="default"/>
+        <w:sz w:val="20"/>
+      </w:rPr>
+    </w:lvl>
+  </w:abstractNum>
+  <w:abstractNum w:abstractNumId="14" w15:restartNumberingAfterBreak="0">
     <w:nsid w:val="44286469"/>
     <w:multiLevelType w:val="multilevel"/>
     <w:tmpl w:val="AE6ACE6A"/>
@@ -2587,7 +3775,7 @@
       </w:rPr>
     </w:lvl>
   </w:abstractNum>
-  <w:abstractNum w:abstractNumId="14" w15:restartNumberingAfterBreak="0">
+  <w:abstractNum w:abstractNumId="15" w15:restartNumberingAfterBreak="0">
     <w:nsid w:val="56280FF9"/>
     <w:multiLevelType w:val="multilevel"/>
     <w:tmpl w:val="C7B2997C"/>
@@ -2704,7 +3892,7 @@
       </w:pPr>
     </w:lvl>
   </w:abstractNum>
-  <w:abstractNum w:abstractNumId="15" w15:restartNumberingAfterBreak="0">
+  <w:abstractNum w:abstractNumId="16" w15:restartNumberingAfterBreak="0">
     <w:nsid w:val="638C44B7"/>
     <w:multiLevelType w:val="multilevel"/>
     <w:tmpl w:val="A112D6B2"/>
@@ -2821,7 +4009,7 @@
       </w:pPr>
     </w:lvl>
   </w:abstractNum>
-  <w:abstractNum w:abstractNumId="16" w15:restartNumberingAfterBreak="0">
+  <w:abstractNum w:abstractNumId="17" w15:restartNumberingAfterBreak="0">
     <w:nsid w:val="665F1F08"/>
     <w:multiLevelType w:val="multilevel"/>
     <w:tmpl w:val="58AAF77E"/>
@@ -2970,7 +4158,156 @@
       </w:rPr>
     </w:lvl>
   </w:abstractNum>
-  <w:abstractNum w:abstractNumId="17" w15:restartNumberingAfterBreak="0">
+  <w:abstractNum w:abstractNumId="18" w15:restartNumberingAfterBreak="0">
+    <w:nsid w:val="67296DBF"/>
+    <w:multiLevelType w:val="multilevel"/>
+    <w:tmpl w:val="28DAB1A4"/>
+    <w:lvl w:ilvl="0">
+      <w:start w:val="1"/>
+      <w:numFmt w:val="bullet"/>
+      <w:lvlText w:val=""/>
+      <w:lvlJc w:val="left"/>
+      <w:pPr>
+        <w:tabs>
+          <w:tab w:val="num" w:pos="720"/>
+        </w:tabs>
+        <w:ind w:left="720" w:hanging="360"/>
+      </w:pPr>
+      <w:rPr>
+        <w:rFonts w:ascii="Symbol" w:hAnsi="Symbol" w:hint="default"/>
+        <w:sz w:val="20"/>
+      </w:rPr>
+    </w:lvl>
+    <w:lvl w:ilvl="1" w:tentative="1">
+      <w:start w:val="1"/>
+      <w:numFmt w:val="bullet"/>
+      <w:lvlText w:val="o"/>
+      <w:lvlJc w:val="left"/>
+      <w:pPr>
+        <w:tabs>
+          <w:tab w:val="num" w:pos="1440"/>
+        </w:tabs>
+        <w:ind w:left="1440" w:hanging="360"/>
+      </w:pPr>
+      <w:rPr>
+        <w:rFonts w:ascii="Courier New" w:hAnsi="Courier New" w:hint="default"/>
+        <w:sz w:val="20"/>
+      </w:rPr>
+    </w:lvl>
+    <w:lvl w:ilvl="2" w:tentative="1">
+      <w:start w:val="1"/>
+      <w:numFmt w:val="bullet"/>
+      <w:lvlText w:val=""/>
+      <w:lvlJc w:val="left"/>
+      <w:pPr>
+        <w:tabs>
+          <w:tab w:val="num" w:pos="2160"/>
+        </w:tabs>
+        <w:ind w:left="2160" w:hanging="360"/>
+      </w:pPr>
+      <w:rPr>
+        <w:rFonts w:ascii="Wingdings" w:hAnsi="Wingdings" w:hint="default"/>
+        <w:sz w:val="20"/>
+      </w:rPr>
+    </w:lvl>
+    <w:lvl w:ilvl="3" w:tentative="1">
+      <w:start w:val="1"/>
+      <w:numFmt w:val="bullet"/>
+      <w:lvlText w:val=""/>
+      <w:lvlJc w:val="left"/>
+      <w:pPr>
+        <w:tabs>
+          <w:tab w:val="num" w:pos="2880"/>
+        </w:tabs>
+        <w:ind w:left="2880" w:hanging="360"/>
+      </w:pPr>
+      <w:rPr>
+        <w:rFonts w:ascii="Wingdings" w:hAnsi="Wingdings" w:hint="default"/>
+        <w:sz w:val="20"/>
+      </w:rPr>
+    </w:lvl>
+    <w:lvl w:ilvl="4" w:tentative="1">
+      <w:start w:val="1"/>
+      <w:numFmt w:val="bullet"/>
+      <w:lvlText w:val=""/>
+      <w:lvlJc w:val="left"/>
+      <w:pPr>
+        <w:tabs>
+          <w:tab w:val="num" w:pos="3600"/>
+        </w:tabs>
+        <w:ind w:left="3600" w:hanging="360"/>
+      </w:pPr>
+      <w:rPr>
+        <w:rFonts w:ascii="Wingdings" w:hAnsi="Wingdings" w:hint="default"/>
+        <w:sz w:val="20"/>
+      </w:rPr>
+    </w:lvl>
+    <w:lvl w:ilvl="5" w:tentative="1">
+      <w:start w:val="1"/>
+      <w:numFmt w:val="bullet"/>
+      <w:lvlText w:val=""/>
+      <w:lvlJc w:val="left"/>
+      <w:pPr>
+        <w:tabs>
+          <w:tab w:val="num" w:pos="4320"/>
+        </w:tabs>
+        <w:ind w:left="4320" w:hanging="360"/>
+      </w:pPr>
+      <w:rPr>
+        <w:rFonts w:ascii="Wingdings" w:hAnsi="Wingdings" w:hint="default"/>
+        <w:sz w:val="20"/>
+      </w:rPr>
+    </w:lvl>
+    <w:lvl w:ilvl="6" w:tentative="1">
+      <w:start w:val="1"/>
+      <w:numFmt w:val="bullet"/>
+      <w:lvlText w:val=""/>
+      <w:lvlJc w:val="left"/>
+      <w:pPr>
+        <w:tabs>
+          <w:tab w:val="num" w:pos="5040"/>
+        </w:tabs>
+        <w:ind w:left="5040" w:hanging="360"/>
+      </w:pPr>
+      <w:rPr>
+        <w:rFonts w:ascii="Wingdings" w:hAnsi="Wingdings" w:hint="default"/>
+        <w:sz w:val="20"/>
+      </w:rPr>
+    </w:lvl>
+    <w:lvl w:ilvl="7" w:tentative="1">
+      <w:start w:val="1"/>
+      <w:numFmt w:val="bullet"/>
+      <w:lvlText w:val=""/>
+      <w:lvlJc w:val="left"/>
+      <w:pPr>
+        <w:tabs>
+          <w:tab w:val="num" w:pos="5760"/>
+        </w:tabs>
+        <w:ind w:left="5760" w:hanging="360"/>
+      </w:pPr>
+      <w:rPr>
+        <w:rFonts w:ascii="Wingdings" w:hAnsi="Wingdings" w:hint="default"/>
+        <w:sz w:val="20"/>
+      </w:rPr>
+    </w:lvl>
+    <w:lvl w:ilvl="8" w:tentative="1">
+      <w:start w:val="1"/>
+      <w:numFmt w:val="bullet"/>
+      <w:lvlText w:val=""/>
+      <w:lvlJc w:val="left"/>
+      <w:pPr>
+        <w:tabs>
+          <w:tab w:val="num" w:pos="6480"/>
+        </w:tabs>
+        <w:ind w:left="6480" w:hanging="360"/>
+      </w:pPr>
+      <w:rPr>
+        <w:rFonts w:ascii="Wingdings" w:hAnsi="Wingdings" w:hint="default"/>
+        <w:sz w:val="20"/>
+      </w:rPr>
+    </w:lvl>
+  </w:abstractNum>
+  <w:abstractNum w:abstractNumId="19" w15:restartNumberingAfterBreak="0">
     <w:nsid w:val="685C5A07"/>
     <w:multiLevelType w:val="multilevel"/>
     <w:tmpl w:val="0B40D20E"/>
@@ -3119,7 +4456,7 @@
       </w:rPr>
     </w:lvl>
   </w:abstractNum>
-  <w:abstractNum w:abstractNumId="18" w15:restartNumberingAfterBreak="0">
+  <w:abstractNum w:abstractNumId="20" w15:restartNumberingAfterBreak="0">
     <w:nsid w:val="6BAC61EB"/>
     <w:multiLevelType w:val="multilevel"/>
     <w:tmpl w:val="674AD940"/>
@@ -3268,7 +4605,156 @@
       </w:rPr>
     </w:lvl>
   </w:abstractNum>
-  <w:abstractNum w:abstractNumId="19" w15:restartNumberingAfterBreak="0">
+  <w:abstractNum w:abstractNumId="21" w15:restartNumberingAfterBreak="0">
+    <w:nsid w:val="762C57DF"/>
+    <w:multiLevelType w:val="multilevel"/>
+    <w:tmpl w:val="97E6FA88"/>
+    <w:lvl w:ilvl="0">
+      <w:start w:val="1"/>
+      <w:numFmt w:val="bullet"/>
+      <w:lvlText w:val=""/>
+      <w:lvlJc w:val="left"/>
+      <w:pPr>
+        <w:tabs>
+          <w:tab w:val="num" w:pos="720"/>
+        </w:tabs>
+        <w:ind w:left="720" w:hanging="360"/>
+      </w:pPr>
+      <w:rPr>
+        <w:rFonts w:ascii="Symbol" w:hAnsi="Symbol" w:hint="default"/>
+        <w:sz w:val="20"/>
+      </w:rPr>
+    </w:lvl>
+    <w:lvl w:ilvl="1" w:tentative="1">
+      <w:start w:val="1"/>
+      <w:numFmt w:val="bullet"/>
+      <w:lvlText w:val="o"/>
+      <w:lvlJc w:val="left"/>
+      <w:pPr>
+        <w:tabs>
+          <w:tab w:val="num" w:pos="1440"/>
+        </w:tabs>
+        <w:ind w:left="1440" w:hanging="360"/>
+      </w:pPr>
+      <w:rPr>
+        <w:rFonts w:ascii="Courier New" w:hAnsi="Courier New" w:hint="default"/>
+        <w:sz w:val="20"/>
+      </w:rPr>
+    </w:lvl>
+    <w:lvl w:ilvl="2" w:tentative="1">
+      <w:start w:val="1"/>
+      <w:numFmt w:val="bullet"/>
+      <w:lvlText w:val=""/>
+      <w:lvlJc w:val="left"/>
+      <w:pPr>
+        <w:tabs>
+          <w:tab w:val="num" w:pos="2160"/>
+        </w:tabs>
+        <w:ind w:left="2160" w:hanging="360"/>
+      </w:pPr>
+      <w:rPr>
+        <w:rFonts w:ascii="Wingdings" w:hAnsi="Wingdings" w:hint="default"/>
+        <w:sz w:val="20"/>
+      </w:rPr>
+    </w:lvl>
+    <w:lvl w:ilvl="3" w:tentative="1">
+      <w:start w:val="1"/>
+      <w:numFmt w:val="bullet"/>
+      <w:lvlText w:val=""/>
+      <w:lvlJc w:val="left"/>
+      <w:pPr>
+        <w:tabs>
+          <w:tab w:val="num" w:pos="2880"/>
+        </w:tabs>
+        <w:ind w:left="2880" w:hanging="360"/>
+      </w:pPr>
+      <w:rPr>
+        <w:rFonts w:ascii="Wingdings" w:hAnsi="Wingdings" w:hint="default"/>
+        <w:sz w:val="20"/>
+      </w:rPr>
+    </w:lvl>
+    <w:lvl w:ilvl="4" w:tentative="1">
+      <w:start w:val="1"/>
+      <w:numFmt w:val="bullet"/>
+      <w:lvlText w:val=""/>
+      <w:lvlJc w:val="left"/>
+      <w:pPr>
+        <w:tabs>
+          <w:tab w:val="num" w:pos="3600"/>
+        </w:tabs>
+        <w:ind w:left="3600" w:hanging="360"/>
+      </w:pPr>
+      <w:rPr>
+        <w:rFonts w:ascii="Wingdings" w:hAnsi="Wingdings" w:hint="default"/>
+        <w:sz w:val="20"/>
+      </w:rPr>
+    </w:lvl>
+    <w:lvl w:ilvl="5" w:tentative="1">
+      <w:start w:val="1"/>
+      <w:numFmt w:val="bullet"/>
+      <w:lvlText w:val=""/>
+      <w:lvlJc w:val="left"/>
+      <w:pPr>
+        <w:tabs>
+          <w:tab w:val="num" w:pos="4320"/>
+        </w:tabs>
+        <w:ind w:left="4320" w:hanging="360"/>
+      </w:pPr>
+      <w:rPr>
+        <w:rFonts w:ascii="Wingdings" w:hAnsi="Wingdings" w:hint="default"/>
+        <w:sz w:val="20"/>
+      </w:rPr>
+    </w:lvl>
+    <w:lvl w:ilvl="6" w:tentative="1">
+      <w:start w:val="1"/>
+      <w:numFmt w:val="bullet"/>
+      <w:lvlText w:val=""/>
+      <w:lvlJc w:val="left"/>
+      <w:pPr>
+        <w:tabs>
+          <w:tab w:val="num" w:pos="5040"/>
+        </w:tabs>
+        <w:ind w:left="5040" w:hanging="360"/>
+      </w:pPr>
+      <w:rPr>
+        <w:rFonts w:ascii="Wingdings" w:hAnsi="Wingdings" w:hint="default"/>
+        <w:sz w:val="20"/>
+      </w:rPr>
+    </w:lvl>
+    <w:lvl w:ilvl="7" w:tentative="1">
+      <w:start w:val="1"/>
+      <w:numFmt w:val="bullet"/>
+      <w:lvlText w:val=""/>
+      <w:lvlJc w:val="left"/>
+      <w:pPr>
+        <w:tabs>
+          <w:tab w:val="num" w:pos="5760"/>
+        </w:tabs>
+        <w:ind w:left="5760" w:hanging="360"/>
+      </w:pPr>
+      <w:rPr>
+        <w:rFonts w:ascii="Wingdings" w:hAnsi="Wingdings" w:hint="default"/>
+        <w:sz w:val="20"/>
+      </w:rPr>
+    </w:lvl>
+    <w:lvl w:ilvl="8" w:tentative="1">
+      <w:start w:val="1"/>
+      <w:numFmt w:val="bullet"/>
+      <w:lvlText w:val=""/>
+      <w:lvlJc w:val="left"/>
+      <w:pPr>
+        <w:tabs>
+          <w:tab w:val="num" w:pos="6480"/>
+        </w:tabs>
+        <w:ind w:left="6480" w:hanging="360"/>
+      </w:pPr>
+      <w:rPr>
+        <w:rFonts w:ascii="Wingdings" w:hAnsi="Wingdings" w:hint="default"/>
+        <w:sz w:val="20"/>
+      </w:rPr>
+    </w:lvl>
+  </w:abstractNum>
+  <w:abstractNum w:abstractNumId="22" w15:restartNumberingAfterBreak="0">
     <w:nsid w:val="76655F70"/>
     <w:multiLevelType w:val="hybridMultilevel"/>
     <w:tmpl w:val="F790E1FE"/>
@@ -3358,10 +4844,10 @@
     </w:lvl>
   </w:abstractNum>
   <w:num w:numId="1" w16cid:durableId="949320208">
-    <w:abstractNumId w:val="19"/>
+    <w:abstractNumId w:val="22"/>
   </w:num>
   <w:num w:numId="2" w16cid:durableId="705839196">
-    <w:abstractNumId w:val="13"/>
+    <w:abstractNumId w:val="14"/>
   </w:num>
   <w:num w:numId="3" w16cid:durableId="344871253">
     <w:abstractNumId w:val="9"/>
@@ -3373,28 +4859,28 @@
     <w:abstractNumId w:val="6"/>
   </w:num>
   <w:num w:numId="6" w16cid:durableId="375203436">
-    <w:abstractNumId w:val="16"/>
+    <w:abstractNumId w:val="17"/>
   </w:num>
   <w:num w:numId="7" w16cid:durableId="220144450">
     <w:abstractNumId w:val="2"/>
   </w:num>
   <w:num w:numId="8" w16cid:durableId="1923101125">
-    <w:abstractNumId w:val="15"/>
+    <w:abstractNumId w:val="16"/>
   </w:num>
   <w:num w:numId="9" w16cid:durableId="607854379">
     <w:abstractNumId w:val="1"/>
   </w:num>
   <w:num w:numId="10" w16cid:durableId="225337858">
-    <w:abstractNumId w:val="17"/>
+    <w:abstractNumId w:val="19"/>
   </w:num>
   <w:num w:numId="11" w16cid:durableId="617763395">
     <w:abstractNumId w:val="8"/>
   </w:num>
   <w:num w:numId="12" w16cid:durableId="1372192810">
-    <w:abstractNumId w:val="14"/>
+    <w:abstractNumId w:val="15"/>
   </w:num>
   <w:num w:numId="13" w16cid:durableId="1979606917">
-    <w:abstractNumId w:val="18"/>
+    <w:abstractNumId w:val="20"/>
   </w:num>
   <w:num w:numId="14" w16cid:durableId="1905945784">
     <w:abstractNumId w:val="7"/>
@@ -3416,6 +4902,15 @@
   </w:num>
   <w:num w:numId="20" w16cid:durableId="563181251">
     <w:abstractNumId w:val="5"/>
+  </w:num>
+  <w:num w:numId="21" w16cid:durableId="2074619474">
+    <w:abstractNumId w:val="21"/>
+  </w:num>
+  <w:num w:numId="22" w16cid:durableId="614286162">
+    <w:abstractNumId w:val="13"/>
+  </w:num>
+  <w:num w:numId="23" w16cid:durableId="658073951">
+    <w:abstractNumId w:val="18"/>
   </w:num>
 </w:numbering>
 </file>
